--- a/Subjects/DSE/output/Ex7/Ex7_URK24CS1021.docx
+++ b/Subjects/DSE/output/Ex7/Ex7_URK24CS1021.docx
@@ -342,7 +342,7 @@
           <w:color w:val="202020"/>
           <w:sz w:val="20"/>
         </w:rPr>
-        <w:t>print(df.head(10).to_string())</w:t>
+        <w:t>print(df.head(10))</w:t>
       </w:r>
     </w:p>
     <w:p>
@@ -366,7 +366,7 @@
       <w:r>
         <w:drawing>
           <wp:inline xmlns:a="http://schemas.openxmlformats.org/drawingml/2006/main" xmlns:pic="http://schemas.openxmlformats.org/drawingml/2006/picture">
-            <wp:extent cx="5669280" cy="2914010"/>
+            <wp:extent cx="5669280" cy="4240621"/>
             <wp:docPr id="2" name="Picture 2"/>
             <wp:cNvGraphicFramePr>
               <a:graphicFrameLocks noChangeAspect="1"/>
@@ -387,7 +387,7 @@
                   <pic:spPr>
                     <a:xfrm>
                       <a:off x="0" y="0"/>
-                      <a:ext cx="5669280" cy="2914010"/>
+                      <a:ext cx="5669280" cy="4240621"/>
                     </a:xfrm>
                     <a:prstGeom prst="rect"/>
                   </pic:spPr>
@@ -423,7 +423,7 @@
           <w:color w:val="202020"/>
           <w:sz w:val="20"/>
         </w:rPr>
-        <w:t>print(df.tail(8).to_string())</w:t>
+        <w:t>print(df.tail(8))</w:t>
       </w:r>
     </w:p>
     <w:p>
@@ -447,7 +447,7 @@
       <w:r>
         <w:drawing>
           <wp:inline xmlns:a="http://schemas.openxmlformats.org/drawingml/2006/main" xmlns:pic="http://schemas.openxmlformats.org/drawingml/2006/picture">
-            <wp:extent cx="5669280" cy="2505822"/>
+            <wp:extent cx="5669280" cy="3628339"/>
             <wp:docPr id="3" name="Picture 3"/>
             <wp:cNvGraphicFramePr>
               <a:graphicFrameLocks noChangeAspect="1"/>
@@ -468,7 +468,7 @@
                   <pic:spPr>
                     <a:xfrm>
                       <a:off x="0" y="0"/>
-                      <a:ext cx="5669280" cy="2505822"/>
+                      <a:ext cx="5669280" cy="3628339"/>
                     </a:xfrm>
                     <a:prstGeom prst="rect"/>
                   </pic:spPr>
@@ -810,7 +810,7 @@
           <w:color w:val="202020"/>
           <w:sz w:val="20"/>
         </w:rPr>
-        <w:t>print(df.describe().to_string())</w:t>
+        <w:t>print(df.describe())</w:t>
         <w:br/>
       </w:r>
       <w:r>
@@ -843,7 +843,7 @@
       <w:r>
         <w:drawing>
           <wp:inline xmlns:a="http://schemas.openxmlformats.org/drawingml/2006/main" xmlns:pic="http://schemas.openxmlformats.org/drawingml/2006/picture">
-            <wp:extent cx="5669280" cy="2709916"/>
+            <wp:extent cx="5669280" cy="2811963"/>
             <wp:docPr id="7" name="Picture 7"/>
             <wp:cNvGraphicFramePr>
               <a:graphicFrameLocks noChangeAspect="1"/>
@@ -864,7 +864,7 @@
                   <pic:spPr>
                     <a:xfrm>
                       <a:off x="0" y="0"/>
-                      <a:ext cx="5669280" cy="2709916"/>
+                      <a:ext cx="5669280" cy="2811963"/>
                     </a:xfrm>
                     <a:prstGeom prst="rect"/>
                   </pic:spPr>
@@ -1152,7 +1152,7 @@
           <w:color w:val="202020"/>
           <w:sz w:val="20"/>
         </w:rPr>
-        <w:t>print(num.agg(["mean", "std"]).round(2).to_string())</w:t>
+        <w:t>print(num.agg(["mean", "std"]).round(2))</w:t>
         <w:br/>
       </w:r>
       <w:r>
@@ -1194,7 +1194,7 @@
       <w:r>
         <w:drawing>
           <wp:inline xmlns:a="http://schemas.openxmlformats.org/drawingml/2006/main" xmlns:pic="http://schemas.openxmlformats.org/drawingml/2006/picture">
-            <wp:extent cx="5669280" cy="1995587"/>
+            <wp:extent cx="5669280" cy="2097634"/>
             <wp:docPr id="9" name="Picture 9"/>
             <wp:cNvGraphicFramePr>
               <a:graphicFrameLocks noChangeAspect="1"/>
@@ -1215,7 +1215,7 @@
                   <pic:spPr>
                     <a:xfrm>
                       <a:off x="0" y="0"/>
-                      <a:ext cx="5669280" cy="1995587"/>
+                      <a:ext cx="5669280" cy="2097634"/>
                     </a:xfrm>
                     <a:prstGeom prst="rect"/>
                   </pic:spPr>
@@ -2694,7 +2694,7 @@
           <w:color w:val="202020"/>
           <w:sz w:val="20"/>
         </w:rPr>
-        <w:t>print(profile.to_string())</w:t>
+        <w:t>print(profile)</w:t>
         <w:br/>
       </w:r>
       <w:r>
@@ -2790,7 +2790,7 @@
       <w:r>
         <w:drawing>
           <wp:inline xmlns:a="http://schemas.openxmlformats.org/drawingml/2006/main" xmlns:pic="http://schemas.openxmlformats.org/drawingml/2006/picture">
-            <wp:extent cx="5669280" cy="2709916"/>
+            <wp:extent cx="5669280" cy="2811963"/>
             <wp:docPr id="19" name="Picture 19"/>
             <wp:cNvGraphicFramePr>
               <a:graphicFrameLocks noChangeAspect="1"/>
@@ -2811,7 +2811,7 @@
                   <pic:spPr>
                     <a:xfrm>
                       <a:off x="0" y="0"/>
-                      <a:ext cx="5669280" cy="2709916"/>
+                      <a:ext cx="5669280" cy="2811963"/>
                     </a:xfrm>
                     <a:prstGeom prst="rect"/>
                   </pic:spPr>
